--- a/Daily Sales Forecasting Methodology/Updated_strategy/Documentation.docx
+++ b/Daily Sales Forecasting Methodology/Updated_strategy/Documentation.docx
@@ -1,6 +1,6 @@
 
 <file path=word/document.xml><?xml version="1.0" encoding="utf-8"?>
-<w:document xmlns:wpc="http://schemas.microsoft.com/office/word/2010/wordprocessingCanvas" xmlns:cx="http://schemas.microsoft.com/office/drawing/2014/chartex" xmlns:cx1="http://schemas.microsoft.com/office/drawing/2015/9/8/chartex" xmlns:mc="http://schemas.openxmlformats.org/markup-compatibility/2006" xmlns:o="urn:schemas-microsoft-com:office:office" xmlns:r="http://schemas.openxmlformats.org/officeDocument/2006/relationships" xmlns:m="http://schemas.openxmlformats.org/officeDocument/2006/math" xmlns:v="urn:schemas-microsoft-com:vml" xmlns:wp14="http://schemas.microsoft.com/office/word/2010/wordprocessingDrawing" xmlns:wp="http://schemas.openxmlformats.org/drawingml/2006/wordprocessingDrawing" xmlns:w10="urn:schemas-microsoft-com:office:word" xmlns:w="http://schemas.openxmlformats.org/wordprocessingml/2006/main" xmlns:w14="http://schemas.microsoft.com/office/word/2010/wordml" xmlns:w15="http://schemas.microsoft.com/office/word/2012/wordml" xmlns:w16se="http://schemas.microsoft.com/office/word/2015/wordml/symex" xmlns:wpg="http://schemas.microsoft.com/office/word/2010/wordprocessingGroup" xmlns:wpi="http://schemas.microsoft.com/office/word/2010/wordprocessingInk" xmlns:wne="http://schemas.microsoft.com/office/word/2006/wordml" xmlns:wps="http://schemas.microsoft.com/office/word/2010/wordprocessingShape" mc:Ignorable="w14 w15 w16se wp14">
+<w:document xmlns:wpc="http://schemas.microsoft.com/office/word/2010/wordprocessingCanvas" xmlns:cx="http://schemas.microsoft.com/office/drawing/2014/chartex" xmlns:cx1="http://schemas.microsoft.com/office/drawing/2015/9/8/chartex" xmlns:cx2="http://schemas.microsoft.com/office/drawing/2015/10/21/chartex" xmlns:cx3="http://schemas.microsoft.com/office/drawing/2016/5/9/chartex" xmlns:cx4="http://schemas.microsoft.com/office/drawing/2016/5/10/chartex" xmlns:cx5="http://schemas.microsoft.com/office/drawing/2016/5/11/chartex" xmlns:cx6="http://schemas.microsoft.com/office/drawing/2016/5/12/chartex" xmlns:cx7="http://schemas.microsoft.com/office/drawing/2016/5/13/chartex" xmlns:cx8="http://schemas.microsoft.com/office/drawing/2016/5/14/chartex" xmlns:mc="http://schemas.openxmlformats.org/markup-compatibility/2006" xmlns:aink="http://schemas.microsoft.com/office/drawing/2016/ink" xmlns:am3d="http://schemas.microsoft.com/office/drawing/2017/model3d" xmlns:o="urn:schemas-microsoft-com:office:office" xmlns:oel="http://schemas.microsoft.com/office/2019/extlst" xmlns:r="http://schemas.openxmlformats.org/officeDocument/2006/relationships" xmlns:m="http://schemas.openxmlformats.org/officeDocument/2006/math" xmlns:v="urn:schemas-microsoft-com:vml" xmlns:wp14="http://schemas.microsoft.com/office/word/2010/wordprocessingDrawing" xmlns:wp="http://schemas.openxmlformats.org/drawingml/2006/wordprocessingDrawing" xmlns:w10="urn:schemas-microsoft-com:office:word" xmlns:w="http://schemas.openxmlformats.org/wordprocessingml/2006/main" xmlns:w14="http://schemas.microsoft.com/office/word/2010/wordml" xmlns:w15="http://schemas.microsoft.com/office/word/2012/wordml" xmlns:w16cex="http://schemas.microsoft.com/office/word/2018/wordml/cex" xmlns:w16cid="http://schemas.microsoft.com/office/word/2016/wordml/cid" xmlns:w16="http://schemas.microsoft.com/office/word/2018/wordml" xmlns:w16du="http://schemas.microsoft.com/office/word/2023/wordml/word16du" xmlns:w16sdtdh="http://schemas.microsoft.com/office/word/2020/wordml/sdtdatahash" xmlns:w16sdtfl="http://schemas.microsoft.com/office/word/2024/wordml/sdtformatlock" xmlns:w16se="http://schemas.microsoft.com/office/word/2015/wordml/symex" xmlns:wpg="http://schemas.microsoft.com/office/word/2010/wordprocessingGroup" xmlns:wpi="http://schemas.microsoft.com/office/word/2010/wordprocessingInk" xmlns:wne="http://schemas.microsoft.com/office/word/2006/wordml" xmlns:wps="http://schemas.microsoft.com/office/word/2010/wordprocessingShape" mc:Ignorable="w14 w15 w16se w16cid w16 w16cex w16sdtdh w16sdtfl w16du wp14">
   <w:body>
     <w:p>
       <w:pPr>
@@ -219,11 +219,12 @@
       </w:pPr>
       <w:r>
         <w:rPr>
+          <w:noProof/>
           <w:sz w:val="24"/>
           <w:lang w:val="en-US"/>
         </w:rPr>
         <w:drawing>
-          <wp:inline distT="0" distB="0" distL="0" distR="0" wp14:anchorId="67B11E6A" wp14:editId="10E8B1EF">
+          <wp:inline distT="0" distB="0" distL="0" distR="0" wp14:anchorId="76D9343F" wp14:editId="05B64C07">
             <wp:extent cx="3194050" cy="1492279"/>
             <wp:effectExtent l="0" t="0" r="6350" b="0"/>
             <wp:docPr id="1" name="Picture 1"/>
@@ -323,11 +324,12 @@
       </w:pPr>
       <w:r>
         <w:rPr>
+          <w:noProof/>
           <w:sz w:val="24"/>
           <w:lang w:val="en-US"/>
         </w:rPr>
         <w:drawing>
-          <wp:inline distT="0" distB="0" distL="0" distR="0" wp14:anchorId="44E6247D" wp14:editId="768D1B9E">
+          <wp:inline distT="0" distB="0" distL="0" distR="0" wp14:anchorId="3D8F54D3" wp14:editId="3EB609E7">
             <wp:extent cx="5731510" cy="1149350"/>
             <wp:effectExtent l="0" t="0" r="2540" b="0"/>
             <wp:docPr id="2" name="Picture 2"/>
@@ -417,35 +419,7 @@
           <w:sz w:val="24"/>
           <w:lang w:val="en-US"/>
         </w:rPr>
-        <w:t>We will call these as Se</w:t>
-      </w:r>
-      <w:r>
-        <w:rPr>
-          <w:sz w:val="24"/>
-          <w:lang w:val="en-US"/>
-        </w:rPr>
-        <w:t>ries B</w:t>
-      </w:r>
-      <w:r>
-        <w:rPr>
-          <w:sz w:val="24"/>
-          <w:lang w:val="en-US"/>
-        </w:rPr>
-        <w:t xml:space="preserve"> saved in the snowflake table – MOP_</w:t>
-      </w:r>
-      <w:r>
-        <w:rPr>
-          <w:sz w:val="24"/>
-          <w:lang w:val="en-US"/>
-        </w:rPr>
-        <w:t>DATABASE.SOQ.SERIES_B</w:t>
-      </w:r>
-      <w:r>
-        <w:rPr>
-          <w:sz w:val="24"/>
-          <w:lang w:val="en-US"/>
-        </w:rPr>
-        <w:t>_FOR_DAILY_FORECASTING</w:t>
+        <w:t>We will call these as Series B saved in the snowflake table – MOP_DATABASE.SOQ.SERIES_B_FOR_DAILY_FORECASTING</w:t>
       </w:r>
     </w:p>
     <w:p>
@@ -518,14 +492,429 @@
         </w:rPr>
         <w:t>MOP_DATABASE.SOQ.DAILY_FORECASTING_DATA_FOR_MODELLING_TFT_APR_23_TO_DEC_26_SERIES_A</w:t>
       </w:r>
-      <w:bookmarkStart w:id="0" w:name="_GoBack"/>
-      <w:bookmarkEnd w:id="0"/>
-    </w:p>
-    <w:p>
-      <w:pPr>
-        <w:ind w:left="360"/>
-        <w:rPr>
-          <w:sz w:val="24"/>
+    </w:p>
+    <w:p>
+      <w:pPr>
+        <w:pStyle w:val="Heading2"/>
+        <w:rPr>
+          <w:rFonts w:asciiTheme="minorHAnsi" w:hAnsiTheme="minorHAnsi" w:cstheme="minorHAnsi"/>
+          <w:b/>
+          <w:bCs/>
+          <w:color w:val="auto"/>
+          <w:sz w:val="28"/>
+          <w:szCs w:val="28"/>
+          <w:lang w:val="en-US"/>
+        </w:rPr>
+      </w:pPr>
+      <w:r>
+        <w:rPr>
+          <w:rFonts w:asciiTheme="minorHAnsi" w:hAnsiTheme="minorHAnsi" w:cstheme="minorHAnsi"/>
+          <w:b/>
+          <w:bCs/>
+          <w:color w:val="auto"/>
+          <w:sz w:val="28"/>
+          <w:szCs w:val="28"/>
+          <w:lang w:val="en-US"/>
+        </w:rPr>
+        <w:lastRenderedPageBreak/>
+        <w:t>Modelling Configuration</w:t>
+      </w:r>
+    </w:p>
+    <w:p>
+      <w:pPr>
+        <w:pStyle w:val="ListParagraph"/>
+        <w:numPr>
+          <w:ilvl w:val="0"/>
+          <w:numId w:val="5"/>
+        </w:numPr>
+        <w:rPr>
+          <w:sz w:val="24"/>
+          <w:szCs w:val="24"/>
+          <w:lang w:val="en-US"/>
+        </w:rPr>
+      </w:pPr>
+      <w:r>
+        <w:rPr>
+          <w:sz w:val="24"/>
+          <w:szCs w:val="24"/>
+          <w:lang w:val="en-US"/>
+        </w:rPr>
+        <w:t>Training period: Apr 1</w:t>
+      </w:r>
+      <w:r>
+        <w:rPr>
+          <w:sz w:val="24"/>
+          <w:szCs w:val="24"/>
+          <w:vertAlign w:val="superscript"/>
+          <w:lang w:val="en-US"/>
+        </w:rPr>
+        <w:t>st</w:t>
+      </w:r>
+      <w:r>
+        <w:rPr>
+          <w:sz w:val="24"/>
+          <w:szCs w:val="24"/>
+          <w:lang w:val="en-US"/>
+        </w:rPr>
+        <w:t>, 2023 to Dec 31</w:t>
+      </w:r>
+      <w:r>
+        <w:rPr>
+          <w:sz w:val="24"/>
+          <w:szCs w:val="24"/>
+          <w:vertAlign w:val="superscript"/>
+          <w:lang w:val="en-US"/>
+        </w:rPr>
+        <w:t>st</w:t>
+      </w:r>
+      <w:r>
+        <w:rPr>
+          <w:sz w:val="24"/>
+          <w:szCs w:val="24"/>
+          <w:lang w:val="en-US"/>
+        </w:rPr>
+        <w:t>, 2025</w:t>
+      </w:r>
+    </w:p>
+    <w:p>
+      <w:pPr>
+        <w:pStyle w:val="ListParagraph"/>
+        <w:numPr>
+          <w:ilvl w:val="0"/>
+          <w:numId w:val="5"/>
+        </w:numPr>
+        <w:rPr>
+          <w:sz w:val="24"/>
+          <w:szCs w:val="24"/>
+          <w:lang w:val="en-US"/>
+        </w:rPr>
+      </w:pPr>
+      <w:r>
+        <w:rPr>
+          <w:sz w:val="24"/>
+          <w:szCs w:val="24"/>
+          <w:lang w:val="en-US"/>
+        </w:rPr>
+        <w:t>Validation period: Jan 1</w:t>
+      </w:r>
+      <w:r>
+        <w:rPr>
+          <w:sz w:val="24"/>
+          <w:szCs w:val="24"/>
+          <w:vertAlign w:val="superscript"/>
+          <w:lang w:val="en-US"/>
+        </w:rPr>
+        <w:t>st</w:t>
+      </w:r>
+      <w:r>
+        <w:rPr>
+          <w:sz w:val="24"/>
+          <w:szCs w:val="24"/>
+          <w:lang w:val="en-US"/>
+        </w:rPr>
+        <w:t>, 2026 to June 30</w:t>
+      </w:r>
+      <w:r>
+        <w:rPr>
+          <w:sz w:val="24"/>
+          <w:szCs w:val="24"/>
+          <w:vertAlign w:val="superscript"/>
+          <w:lang w:val="en-US"/>
+        </w:rPr>
+        <w:t>th</w:t>
+      </w:r>
+      <w:r>
+        <w:rPr>
+          <w:sz w:val="24"/>
+          <w:szCs w:val="24"/>
+          <w:lang w:val="en-US"/>
+        </w:rPr>
+        <w:t>, 2026</w:t>
+      </w:r>
+    </w:p>
+    <w:p>
+      <w:pPr>
+        <w:pStyle w:val="ListParagraph"/>
+        <w:numPr>
+          <w:ilvl w:val="0"/>
+          <w:numId w:val="5"/>
+        </w:numPr>
+        <w:rPr>
+          <w:sz w:val="24"/>
+          <w:szCs w:val="24"/>
+          <w:lang w:val="en-US"/>
+        </w:rPr>
+      </w:pPr>
+      <w:r>
+        <w:rPr>
+          <w:sz w:val="24"/>
+          <w:szCs w:val="24"/>
+          <w:lang w:val="en-US"/>
+        </w:rPr>
+        <w:t>Forecast period: Jul 1</w:t>
+      </w:r>
+      <w:r>
+        <w:rPr>
+          <w:sz w:val="24"/>
+          <w:szCs w:val="24"/>
+          <w:vertAlign w:val="superscript"/>
+          <w:lang w:val="en-US"/>
+        </w:rPr>
+        <w:t>st</w:t>
+      </w:r>
+      <w:r>
+        <w:rPr>
+          <w:sz w:val="24"/>
+          <w:szCs w:val="24"/>
+          <w:lang w:val="en-US"/>
+        </w:rPr>
+        <w:t>, 2026 to Dec 31</w:t>
+      </w:r>
+      <w:r>
+        <w:rPr>
+          <w:sz w:val="24"/>
+          <w:szCs w:val="24"/>
+          <w:vertAlign w:val="superscript"/>
+          <w:lang w:val="en-US"/>
+        </w:rPr>
+        <w:t>st</w:t>
+      </w:r>
+      <w:r>
+        <w:rPr>
+          <w:sz w:val="24"/>
+          <w:szCs w:val="24"/>
+          <w:lang w:val="en-US"/>
+        </w:rPr>
+        <w:t>, 2026</w:t>
+      </w:r>
+    </w:p>
+    <w:p>
+      <w:pPr>
+        <w:pStyle w:val="ListParagraph"/>
+        <w:numPr>
+          <w:ilvl w:val="0"/>
+          <w:numId w:val="5"/>
+        </w:numPr>
+        <w:rPr>
+          <w:sz w:val="24"/>
+          <w:szCs w:val="24"/>
+          <w:lang w:val="en-US"/>
+        </w:rPr>
+      </w:pPr>
+      <w:proofErr w:type="spellStart"/>
+      <w:r>
+        <w:rPr>
+          <w:sz w:val="24"/>
+          <w:szCs w:val="24"/>
+          <w:lang w:val="en-US"/>
+        </w:rPr>
+        <w:t>Icl</w:t>
+      </w:r>
+      <w:proofErr w:type="spellEnd"/>
+      <w:r>
+        <w:rPr>
+          <w:sz w:val="24"/>
+          <w:szCs w:val="24"/>
+          <w:lang w:val="en-US"/>
+        </w:rPr>
+        <w:t>: 365</w:t>
+      </w:r>
+    </w:p>
+    <w:p>
+      <w:pPr>
+        <w:pStyle w:val="ListParagraph"/>
+        <w:numPr>
+          <w:ilvl w:val="0"/>
+          <w:numId w:val="5"/>
+        </w:numPr>
+        <w:rPr>
+          <w:sz w:val="24"/>
+          <w:szCs w:val="24"/>
+          <w:lang w:val="en-US"/>
+        </w:rPr>
+      </w:pPr>
+      <w:proofErr w:type="spellStart"/>
+      <w:r>
+        <w:rPr>
+          <w:sz w:val="24"/>
+          <w:szCs w:val="24"/>
+          <w:lang w:val="en-US"/>
+        </w:rPr>
+        <w:t>Ocl</w:t>
+      </w:r>
+      <w:proofErr w:type="spellEnd"/>
+      <w:r>
+        <w:rPr>
+          <w:sz w:val="24"/>
+          <w:szCs w:val="24"/>
+          <w:lang w:val="en-US"/>
+        </w:rPr>
+        <w:t>: 184</w:t>
+      </w:r>
+    </w:p>
+    <w:p>
+      <w:pPr>
+        <w:pStyle w:val="ListParagraph"/>
+        <w:numPr>
+          <w:ilvl w:val="0"/>
+          <w:numId w:val="5"/>
+        </w:numPr>
+        <w:rPr>
+          <w:sz w:val="24"/>
+          <w:szCs w:val="24"/>
+          <w:lang w:val="en-US"/>
+        </w:rPr>
+      </w:pPr>
+      <w:proofErr w:type="spellStart"/>
+      <w:r>
+        <w:rPr>
+          <w:sz w:val="24"/>
+          <w:szCs w:val="24"/>
+          <w:lang w:val="en-US"/>
+        </w:rPr>
+        <w:t>use_reversible_instance_norm</w:t>
+      </w:r>
+      <w:proofErr w:type="spellEnd"/>
+      <w:r>
+        <w:rPr>
+          <w:sz w:val="24"/>
+          <w:szCs w:val="24"/>
+          <w:lang w:val="en-US"/>
+        </w:rPr>
+        <w:t>=True</w:t>
+      </w:r>
+    </w:p>
+    <w:p>
+      <w:pPr>
+        <w:pStyle w:val="ListParagraph"/>
+        <w:numPr>
+          <w:ilvl w:val="0"/>
+          <w:numId w:val="5"/>
+        </w:numPr>
+        <w:rPr>
+          <w:sz w:val="24"/>
+          <w:szCs w:val="24"/>
+          <w:lang w:val="en-US"/>
+        </w:rPr>
+      </w:pPr>
+      <w:proofErr w:type="spellStart"/>
+      <w:r>
+        <w:rPr>
+          <w:sz w:val="24"/>
+          <w:szCs w:val="24"/>
+          <w:lang w:val="en-US"/>
+        </w:rPr>
+        <w:t>num_attention_heads</w:t>
+      </w:r>
+      <w:proofErr w:type="spellEnd"/>
+      <w:r>
+        <w:rPr>
+          <w:sz w:val="24"/>
+          <w:szCs w:val="24"/>
+          <w:lang w:val="en-US"/>
+        </w:rPr>
+        <w:t xml:space="preserve"> as 4 </w:t>
+      </w:r>
+    </w:p>
+    <w:p>
+      <w:pPr>
+        <w:rPr>
+          <w:sz w:val="24"/>
+          <w:szCs w:val="24"/>
+          <w:lang w:val="en-US"/>
+        </w:rPr>
+      </w:pPr>
+    </w:p>
+    <w:p>
+      <w:pPr>
+        <w:pStyle w:val="Heading2"/>
+        <w:rPr>
+          <w:rFonts w:asciiTheme="minorHAnsi" w:hAnsiTheme="minorHAnsi" w:cstheme="minorHAnsi"/>
+          <w:color w:val="auto"/>
+          <w:sz w:val="28"/>
+          <w:szCs w:val="28"/>
+          <w:lang w:val="en-US"/>
+        </w:rPr>
+      </w:pPr>
+      <w:r>
+        <w:rPr>
+          <w:rFonts w:asciiTheme="minorHAnsi" w:hAnsiTheme="minorHAnsi" w:cstheme="minorHAnsi"/>
+          <w:b/>
+          <w:bCs/>
+          <w:color w:val="auto"/>
+          <w:sz w:val="28"/>
+          <w:szCs w:val="28"/>
+          <w:lang w:val="en-US"/>
+        </w:rPr>
+        <w:t>Feature engineering:</w:t>
+      </w:r>
+    </w:p>
+    <w:p>
+      <w:pPr>
+        <w:rPr>
+          <w:lang w:val="en-US"/>
+        </w:rPr>
+      </w:pPr>
+    </w:p>
+    <w:p>
+      <w:pPr>
+        <w:pStyle w:val="ListParagraph"/>
+        <w:numPr>
+          <w:ilvl w:val="0"/>
+          <w:numId w:val="6"/>
+        </w:numPr>
+        <w:rPr>
+          <w:sz w:val="24"/>
+          <w:szCs w:val="24"/>
+          <w:lang w:val="en-US"/>
+        </w:rPr>
+      </w:pPr>
+      <w:r>
+        <w:rPr>
+          <w:sz w:val="24"/>
+          <w:szCs w:val="24"/>
+          <w:lang w:val="en-US"/>
+        </w:rPr>
+        <w:t>A binary flag for Pitra-Paksha</w:t>
+      </w:r>
+    </w:p>
+    <w:p>
+      <w:pPr>
+        <w:pStyle w:val="ListParagraph"/>
+        <w:numPr>
+          <w:ilvl w:val="0"/>
+          <w:numId w:val="6"/>
+        </w:numPr>
+        <w:rPr>
+          <w:sz w:val="24"/>
+          <w:szCs w:val="24"/>
+          <w:lang w:val="en-US"/>
+        </w:rPr>
+      </w:pPr>
+    </w:p>
+    <w:p>
+      <w:pPr>
+        <w:rPr>
+          <w:sz w:val="24"/>
+          <w:szCs w:val="24"/>
+          <w:lang w:val="en-US"/>
+        </w:rPr>
+      </w:pPr>
+    </w:p>
+    <w:p>
+      <w:pPr>
+        <w:rPr>
+          <w:sz w:val="24"/>
+          <w:szCs w:val="24"/>
+          <w:lang w:val="en-US"/>
+        </w:rPr>
+      </w:pPr>
+    </w:p>
+    <w:p>
+      <w:pPr>
+        <w:rPr>
+          <w:sz w:val="24"/>
+          <w:szCs w:val="24"/>
           <w:lang w:val="en-US"/>
         </w:rPr>
       </w:pPr>
@@ -550,7 +939,7 @@
 </file>
 
 <file path=word/numbering.xml><?xml version="1.0" encoding="utf-8"?>
-<w:numbering xmlns:wpc="http://schemas.microsoft.com/office/word/2010/wordprocessingCanvas" xmlns:cx="http://schemas.microsoft.com/office/drawing/2014/chartex" xmlns:cx1="http://schemas.microsoft.com/office/drawing/2015/9/8/chartex" xmlns:mc="http://schemas.openxmlformats.org/markup-compatibility/2006" xmlns:o="urn:schemas-microsoft-com:office:office" xmlns:r="http://schemas.openxmlformats.org/officeDocument/2006/relationships" xmlns:m="http://schemas.openxmlformats.org/officeDocument/2006/math" xmlns:v="urn:schemas-microsoft-com:vml" xmlns:wp14="http://schemas.microsoft.com/office/word/2010/wordprocessingDrawing" xmlns:wp="http://schemas.openxmlformats.org/drawingml/2006/wordprocessingDrawing" xmlns:w10="urn:schemas-microsoft-com:office:word" xmlns:w="http://schemas.openxmlformats.org/wordprocessingml/2006/main" xmlns:w14="http://schemas.microsoft.com/office/word/2010/wordml" xmlns:w15="http://schemas.microsoft.com/office/word/2012/wordml" xmlns:w16se="http://schemas.microsoft.com/office/word/2015/wordml/symex" xmlns:wpg="http://schemas.microsoft.com/office/word/2010/wordprocessingGroup" xmlns:wpi="http://schemas.microsoft.com/office/word/2010/wordprocessingInk" xmlns:wne="http://schemas.microsoft.com/office/word/2006/wordml" xmlns:wps="http://schemas.microsoft.com/office/word/2010/wordprocessingShape" mc:Ignorable="w14 w15 w16se wp14">
+<w:numbering xmlns:wpc="http://schemas.microsoft.com/office/word/2010/wordprocessingCanvas" xmlns:cx="http://schemas.microsoft.com/office/drawing/2014/chartex" xmlns:cx1="http://schemas.microsoft.com/office/drawing/2015/9/8/chartex" xmlns:cx2="http://schemas.microsoft.com/office/drawing/2015/10/21/chartex" xmlns:cx3="http://schemas.microsoft.com/office/drawing/2016/5/9/chartex" xmlns:cx4="http://schemas.microsoft.com/office/drawing/2016/5/10/chartex" xmlns:cx5="http://schemas.microsoft.com/office/drawing/2016/5/11/chartex" xmlns:cx6="http://schemas.microsoft.com/office/drawing/2016/5/12/chartex" xmlns:cx7="http://schemas.microsoft.com/office/drawing/2016/5/13/chartex" xmlns:cx8="http://schemas.microsoft.com/office/drawing/2016/5/14/chartex" xmlns:mc="http://schemas.openxmlformats.org/markup-compatibility/2006" xmlns:aink="http://schemas.microsoft.com/office/drawing/2016/ink" xmlns:am3d="http://schemas.microsoft.com/office/drawing/2017/model3d" xmlns:o="urn:schemas-microsoft-com:office:office" xmlns:oel="http://schemas.microsoft.com/office/2019/extlst" xmlns:r="http://schemas.openxmlformats.org/officeDocument/2006/relationships" xmlns:m="http://schemas.openxmlformats.org/officeDocument/2006/math" xmlns:v="urn:schemas-microsoft-com:vml" xmlns:wp14="http://schemas.microsoft.com/office/word/2010/wordprocessingDrawing" xmlns:wp="http://schemas.openxmlformats.org/drawingml/2006/wordprocessingDrawing" xmlns:w10="urn:schemas-microsoft-com:office:word" xmlns:w="http://schemas.openxmlformats.org/wordprocessingml/2006/main" xmlns:w14="http://schemas.microsoft.com/office/word/2010/wordml" xmlns:w15="http://schemas.microsoft.com/office/word/2012/wordml" xmlns:w16cex="http://schemas.microsoft.com/office/word/2018/wordml/cex" xmlns:w16cid="http://schemas.microsoft.com/office/word/2016/wordml/cid" xmlns:w16="http://schemas.microsoft.com/office/word/2018/wordml" xmlns:w16du="http://schemas.microsoft.com/office/word/2023/wordml/word16du" xmlns:w16sdtdh="http://schemas.microsoft.com/office/word/2020/wordml/sdtdatahash" xmlns:w16sdtfl="http://schemas.microsoft.com/office/word/2024/wordml/sdtformatlock" xmlns:w16se="http://schemas.microsoft.com/office/word/2015/wordml/symex" xmlns:wpg="http://schemas.microsoft.com/office/word/2010/wordprocessingGroup" xmlns:wpi="http://schemas.microsoft.com/office/word/2010/wordprocessingInk" xmlns:wne="http://schemas.microsoft.com/office/word/2006/wordml" xmlns:wps="http://schemas.microsoft.com/office/word/2010/wordprocessingShape" mc:Ignorable="w14 w15 w16se w16cid w16 w16cex w16sdtdh w16sdtfl w16du wp14">
   <w:abstractNum w:abstractNumId="0" w15:restartNumberingAfterBreak="0">
     <w:nsid w:val="1E694F81"/>
     <w:multiLevelType w:val="hybridMultilevel"/>
@@ -665,6 +1054,119 @@
     </w:lvl>
   </w:abstractNum>
   <w:abstractNum w:abstractNumId="1" w15:restartNumberingAfterBreak="0">
+    <w:nsid w:val="34DC283D"/>
+    <w:multiLevelType w:val="hybridMultilevel"/>
+    <w:tmpl w:val="C04A7F24"/>
+    <w:lvl w:ilvl="0" w:tplc="40090001">
+      <w:start w:val="1"/>
+      <w:numFmt w:val="bullet"/>
+      <w:lvlText w:val=""/>
+      <w:lvlJc w:val="left"/>
+      <w:pPr>
+        <w:ind w:left="720" w:hanging="360"/>
+      </w:pPr>
+      <w:rPr>
+        <w:rFonts w:ascii="Symbol" w:hAnsi="Symbol" w:hint="default"/>
+      </w:rPr>
+    </w:lvl>
+    <w:lvl w:ilvl="1" w:tplc="40090003" w:tentative="1">
+      <w:start w:val="1"/>
+      <w:numFmt w:val="bullet"/>
+      <w:lvlText w:val="o"/>
+      <w:lvlJc w:val="left"/>
+      <w:pPr>
+        <w:ind w:left="1440" w:hanging="360"/>
+      </w:pPr>
+      <w:rPr>
+        <w:rFonts w:ascii="Courier New" w:hAnsi="Courier New" w:cs="Courier New" w:hint="default"/>
+      </w:rPr>
+    </w:lvl>
+    <w:lvl w:ilvl="2" w:tplc="40090005" w:tentative="1">
+      <w:start w:val="1"/>
+      <w:numFmt w:val="bullet"/>
+      <w:lvlText w:val=""/>
+      <w:lvlJc w:val="left"/>
+      <w:pPr>
+        <w:ind w:left="2160" w:hanging="360"/>
+      </w:pPr>
+      <w:rPr>
+        <w:rFonts w:ascii="Wingdings" w:hAnsi="Wingdings" w:hint="default"/>
+      </w:rPr>
+    </w:lvl>
+    <w:lvl w:ilvl="3" w:tplc="40090001" w:tentative="1">
+      <w:start w:val="1"/>
+      <w:numFmt w:val="bullet"/>
+      <w:lvlText w:val=""/>
+      <w:lvlJc w:val="left"/>
+      <w:pPr>
+        <w:ind w:left="2880" w:hanging="360"/>
+      </w:pPr>
+      <w:rPr>
+        <w:rFonts w:ascii="Symbol" w:hAnsi="Symbol" w:hint="default"/>
+      </w:rPr>
+    </w:lvl>
+    <w:lvl w:ilvl="4" w:tplc="40090003" w:tentative="1">
+      <w:start w:val="1"/>
+      <w:numFmt w:val="bullet"/>
+      <w:lvlText w:val="o"/>
+      <w:lvlJc w:val="left"/>
+      <w:pPr>
+        <w:ind w:left="3600" w:hanging="360"/>
+      </w:pPr>
+      <w:rPr>
+        <w:rFonts w:ascii="Courier New" w:hAnsi="Courier New" w:cs="Courier New" w:hint="default"/>
+      </w:rPr>
+    </w:lvl>
+    <w:lvl w:ilvl="5" w:tplc="40090005" w:tentative="1">
+      <w:start w:val="1"/>
+      <w:numFmt w:val="bullet"/>
+      <w:lvlText w:val=""/>
+      <w:lvlJc w:val="left"/>
+      <w:pPr>
+        <w:ind w:left="4320" w:hanging="360"/>
+      </w:pPr>
+      <w:rPr>
+        <w:rFonts w:ascii="Wingdings" w:hAnsi="Wingdings" w:hint="default"/>
+      </w:rPr>
+    </w:lvl>
+    <w:lvl w:ilvl="6" w:tplc="40090001" w:tentative="1">
+      <w:start w:val="1"/>
+      <w:numFmt w:val="bullet"/>
+      <w:lvlText w:val=""/>
+      <w:lvlJc w:val="left"/>
+      <w:pPr>
+        <w:ind w:left="5040" w:hanging="360"/>
+      </w:pPr>
+      <w:rPr>
+        <w:rFonts w:ascii="Symbol" w:hAnsi="Symbol" w:hint="default"/>
+      </w:rPr>
+    </w:lvl>
+    <w:lvl w:ilvl="7" w:tplc="40090003" w:tentative="1">
+      <w:start w:val="1"/>
+      <w:numFmt w:val="bullet"/>
+      <w:lvlText w:val="o"/>
+      <w:lvlJc w:val="left"/>
+      <w:pPr>
+        <w:ind w:left="5760" w:hanging="360"/>
+      </w:pPr>
+      <w:rPr>
+        <w:rFonts w:ascii="Courier New" w:hAnsi="Courier New" w:cs="Courier New" w:hint="default"/>
+      </w:rPr>
+    </w:lvl>
+    <w:lvl w:ilvl="8" w:tplc="40090005" w:tentative="1">
+      <w:start w:val="1"/>
+      <w:numFmt w:val="bullet"/>
+      <w:lvlText w:val=""/>
+      <w:lvlJc w:val="left"/>
+      <w:pPr>
+        <w:ind w:left="6480" w:hanging="360"/>
+      </w:pPr>
+      <w:rPr>
+        <w:rFonts w:ascii="Wingdings" w:hAnsi="Wingdings" w:hint="default"/>
+      </w:rPr>
+    </w:lvl>
+  </w:abstractNum>
+  <w:abstractNum w:abstractNumId="2" w15:restartNumberingAfterBreak="0">
     <w:nsid w:val="45C2721C"/>
     <w:multiLevelType w:val="hybridMultilevel"/>
     <w:tmpl w:val="CA5EECE8"/>
@@ -777,7 +1279,120 @@
       </w:rPr>
     </w:lvl>
   </w:abstractNum>
-  <w:abstractNum w:abstractNumId="2" w15:restartNumberingAfterBreak="0">
+  <w:abstractNum w:abstractNumId="3" w15:restartNumberingAfterBreak="0">
+    <w:nsid w:val="58463EFB"/>
+    <w:multiLevelType w:val="hybridMultilevel"/>
+    <w:tmpl w:val="AC8602E4"/>
+    <w:lvl w:ilvl="0" w:tplc="40090001">
+      <w:start w:val="1"/>
+      <w:numFmt w:val="bullet"/>
+      <w:lvlText w:val=""/>
+      <w:lvlJc w:val="left"/>
+      <w:pPr>
+        <w:ind w:left="720" w:hanging="360"/>
+      </w:pPr>
+      <w:rPr>
+        <w:rFonts w:ascii="Symbol" w:hAnsi="Symbol" w:hint="default"/>
+      </w:rPr>
+    </w:lvl>
+    <w:lvl w:ilvl="1" w:tplc="40090003" w:tentative="1">
+      <w:start w:val="1"/>
+      <w:numFmt w:val="bullet"/>
+      <w:lvlText w:val="o"/>
+      <w:lvlJc w:val="left"/>
+      <w:pPr>
+        <w:ind w:left="1440" w:hanging="360"/>
+      </w:pPr>
+      <w:rPr>
+        <w:rFonts w:ascii="Courier New" w:hAnsi="Courier New" w:cs="Courier New" w:hint="default"/>
+      </w:rPr>
+    </w:lvl>
+    <w:lvl w:ilvl="2" w:tplc="40090005" w:tentative="1">
+      <w:start w:val="1"/>
+      <w:numFmt w:val="bullet"/>
+      <w:lvlText w:val=""/>
+      <w:lvlJc w:val="left"/>
+      <w:pPr>
+        <w:ind w:left="2160" w:hanging="360"/>
+      </w:pPr>
+      <w:rPr>
+        <w:rFonts w:ascii="Wingdings" w:hAnsi="Wingdings" w:hint="default"/>
+      </w:rPr>
+    </w:lvl>
+    <w:lvl w:ilvl="3" w:tplc="40090001" w:tentative="1">
+      <w:start w:val="1"/>
+      <w:numFmt w:val="bullet"/>
+      <w:lvlText w:val=""/>
+      <w:lvlJc w:val="left"/>
+      <w:pPr>
+        <w:ind w:left="2880" w:hanging="360"/>
+      </w:pPr>
+      <w:rPr>
+        <w:rFonts w:ascii="Symbol" w:hAnsi="Symbol" w:hint="default"/>
+      </w:rPr>
+    </w:lvl>
+    <w:lvl w:ilvl="4" w:tplc="40090003" w:tentative="1">
+      <w:start w:val="1"/>
+      <w:numFmt w:val="bullet"/>
+      <w:lvlText w:val="o"/>
+      <w:lvlJc w:val="left"/>
+      <w:pPr>
+        <w:ind w:left="3600" w:hanging="360"/>
+      </w:pPr>
+      <w:rPr>
+        <w:rFonts w:ascii="Courier New" w:hAnsi="Courier New" w:cs="Courier New" w:hint="default"/>
+      </w:rPr>
+    </w:lvl>
+    <w:lvl w:ilvl="5" w:tplc="40090005" w:tentative="1">
+      <w:start w:val="1"/>
+      <w:numFmt w:val="bullet"/>
+      <w:lvlText w:val=""/>
+      <w:lvlJc w:val="left"/>
+      <w:pPr>
+        <w:ind w:left="4320" w:hanging="360"/>
+      </w:pPr>
+      <w:rPr>
+        <w:rFonts w:ascii="Wingdings" w:hAnsi="Wingdings" w:hint="default"/>
+      </w:rPr>
+    </w:lvl>
+    <w:lvl w:ilvl="6" w:tplc="40090001" w:tentative="1">
+      <w:start w:val="1"/>
+      <w:numFmt w:val="bullet"/>
+      <w:lvlText w:val=""/>
+      <w:lvlJc w:val="left"/>
+      <w:pPr>
+        <w:ind w:left="5040" w:hanging="360"/>
+      </w:pPr>
+      <w:rPr>
+        <w:rFonts w:ascii="Symbol" w:hAnsi="Symbol" w:hint="default"/>
+      </w:rPr>
+    </w:lvl>
+    <w:lvl w:ilvl="7" w:tplc="40090003" w:tentative="1">
+      <w:start w:val="1"/>
+      <w:numFmt w:val="bullet"/>
+      <w:lvlText w:val="o"/>
+      <w:lvlJc w:val="left"/>
+      <w:pPr>
+        <w:ind w:left="5760" w:hanging="360"/>
+      </w:pPr>
+      <w:rPr>
+        <w:rFonts w:ascii="Courier New" w:hAnsi="Courier New" w:cs="Courier New" w:hint="default"/>
+      </w:rPr>
+    </w:lvl>
+    <w:lvl w:ilvl="8" w:tplc="40090005" w:tentative="1">
+      <w:start w:val="1"/>
+      <w:numFmt w:val="bullet"/>
+      <w:lvlText w:val=""/>
+      <w:lvlJc w:val="left"/>
+      <w:pPr>
+        <w:ind w:left="6480" w:hanging="360"/>
+      </w:pPr>
+      <w:rPr>
+        <w:rFonts w:ascii="Wingdings" w:hAnsi="Wingdings" w:hint="default"/>
+      </w:rPr>
+    </w:lvl>
+  </w:abstractNum>
+  <w:abstractNum w:abstractNumId="4" w15:restartNumberingAfterBreak="0">
     <w:nsid w:val="66E9443A"/>
     <w:multiLevelType w:val="hybridMultilevel"/>
     <w:tmpl w:val="6150D2FE"/>
@@ -890,20 +1505,142 @@
       </w:rPr>
     </w:lvl>
   </w:abstractNum>
-  <w:num w:numId="1">
+  <w:abstractNum w:abstractNumId="5" w15:restartNumberingAfterBreak="0">
+    <w:nsid w:val="67585529"/>
+    <w:multiLevelType w:val="hybridMultilevel"/>
+    <w:tmpl w:val="AA70FA6C"/>
+    <w:lvl w:ilvl="0" w:tplc="4009000B">
+      <w:start w:val="1"/>
+      <w:numFmt w:val="bullet"/>
+      <w:lvlText w:val=""/>
+      <w:lvlJc w:val="left"/>
+      <w:pPr>
+        <w:ind w:left="720" w:hanging="360"/>
+      </w:pPr>
+      <w:rPr>
+        <w:rFonts w:ascii="Wingdings" w:hAnsi="Wingdings" w:hint="default"/>
+      </w:rPr>
+    </w:lvl>
+    <w:lvl w:ilvl="1" w:tplc="40090003" w:tentative="1">
+      <w:start w:val="1"/>
+      <w:numFmt w:val="bullet"/>
+      <w:lvlText w:val="o"/>
+      <w:lvlJc w:val="left"/>
+      <w:pPr>
+        <w:ind w:left="1440" w:hanging="360"/>
+      </w:pPr>
+      <w:rPr>
+        <w:rFonts w:ascii="Courier New" w:hAnsi="Courier New" w:cs="Courier New" w:hint="default"/>
+      </w:rPr>
+    </w:lvl>
+    <w:lvl w:ilvl="2" w:tplc="40090005" w:tentative="1">
+      <w:start w:val="1"/>
+      <w:numFmt w:val="bullet"/>
+      <w:lvlText w:val=""/>
+      <w:lvlJc w:val="left"/>
+      <w:pPr>
+        <w:ind w:left="2160" w:hanging="360"/>
+      </w:pPr>
+      <w:rPr>
+        <w:rFonts w:ascii="Wingdings" w:hAnsi="Wingdings" w:hint="default"/>
+      </w:rPr>
+    </w:lvl>
+    <w:lvl w:ilvl="3" w:tplc="40090001" w:tentative="1">
+      <w:start w:val="1"/>
+      <w:numFmt w:val="bullet"/>
+      <w:lvlText w:val=""/>
+      <w:lvlJc w:val="left"/>
+      <w:pPr>
+        <w:ind w:left="2880" w:hanging="360"/>
+      </w:pPr>
+      <w:rPr>
+        <w:rFonts w:ascii="Symbol" w:hAnsi="Symbol" w:hint="default"/>
+      </w:rPr>
+    </w:lvl>
+    <w:lvl w:ilvl="4" w:tplc="40090003" w:tentative="1">
+      <w:start w:val="1"/>
+      <w:numFmt w:val="bullet"/>
+      <w:lvlText w:val="o"/>
+      <w:lvlJc w:val="left"/>
+      <w:pPr>
+        <w:ind w:left="3600" w:hanging="360"/>
+      </w:pPr>
+      <w:rPr>
+        <w:rFonts w:ascii="Courier New" w:hAnsi="Courier New" w:cs="Courier New" w:hint="default"/>
+      </w:rPr>
+    </w:lvl>
+    <w:lvl w:ilvl="5" w:tplc="40090005" w:tentative="1">
+      <w:start w:val="1"/>
+      <w:numFmt w:val="bullet"/>
+      <w:lvlText w:val=""/>
+      <w:lvlJc w:val="left"/>
+      <w:pPr>
+        <w:ind w:left="4320" w:hanging="360"/>
+      </w:pPr>
+      <w:rPr>
+        <w:rFonts w:ascii="Wingdings" w:hAnsi="Wingdings" w:hint="default"/>
+      </w:rPr>
+    </w:lvl>
+    <w:lvl w:ilvl="6" w:tplc="40090001" w:tentative="1">
+      <w:start w:val="1"/>
+      <w:numFmt w:val="bullet"/>
+      <w:lvlText w:val=""/>
+      <w:lvlJc w:val="left"/>
+      <w:pPr>
+        <w:ind w:left="5040" w:hanging="360"/>
+      </w:pPr>
+      <w:rPr>
+        <w:rFonts w:ascii="Symbol" w:hAnsi="Symbol" w:hint="default"/>
+      </w:rPr>
+    </w:lvl>
+    <w:lvl w:ilvl="7" w:tplc="40090003" w:tentative="1">
+      <w:start w:val="1"/>
+      <w:numFmt w:val="bullet"/>
+      <w:lvlText w:val="o"/>
+      <w:lvlJc w:val="left"/>
+      <w:pPr>
+        <w:ind w:left="5760" w:hanging="360"/>
+      </w:pPr>
+      <w:rPr>
+        <w:rFonts w:ascii="Courier New" w:hAnsi="Courier New" w:cs="Courier New" w:hint="default"/>
+      </w:rPr>
+    </w:lvl>
+    <w:lvl w:ilvl="8" w:tplc="40090005" w:tentative="1">
+      <w:start w:val="1"/>
+      <w:numFmt w:val="bullet"/>
+      <w:lvlText w:val=""/>
+      <w:lvlJc w:val="left"/>
+      <w:pPr>
+        <w:ind w:left="6480" w:hanging="360"/>
+      </w:pPr>
+      <w:rPr>
+        <w:rFonts w:ascii="Wingdings" w:hAnsi="Wingdings" w:hint="default"/>
+      </w:rPr>
+    </w:lvl>
+  </w:abstractNum>
+  <w:num w:numId="1" w16cid:durableId="1816218834">
+    <w:abstractNumId w:val="2"/>
+  </w:num>
+  <w:num w:numId="2" w16cid:durableId="1947695748">
+    <w:abstractNumId w:val="4"/>
+  </w:num>
+  <w:num w:numId="3" w16cid:durableId="2030376263">
+    <w:abstractNumId w:val="0"/>
+  </w:num>
+  <w:num w:numId="4" w16cid:durableId="1812626622">
+    <w:abstractNumId w:val="3"/>
+  </w:num>
+  <w:num w:numId="5" w16cid:durableId="1172186138">
     <w:abstractNumId w:val="1"/>
   </w:num>
-  <w:num w:numId="2">
-    <w:abstractNumId w:val="2"/>
-  </w:num>
-  <w:num w:numId="3">
-    <w:abstractNumId w:val="0"/>
+  <w:num w:numId="6" w16cid:durableId="732436527">
+    <w:abstractNumId w:val="5"/>
   </w:num>
 </w:numbering>
 </file>
 
 <file path=word/styles.xml><?xml version="1.0" encoding="utf-8"?>
-<w:styles xmlns:mc="http://schemas.openxmlformats.org/markup-compatibility/2006" xmlns:r="http://schemas.openxmlformats.org/officeDocument/2006/relationships" xmlns:w="http://schemas.openxmlformats.org/wordprocessingml/2006/main" xmlns:w14="http://schemas.microsoft.com/office/word/2010/wordml" xmlns:w15="http://schemas.microsoft.com/office/word/2012/wordml" xmlns:w16se="http://schemas.microsoft.com/office/word/2015/wordml/symex" mc:Ignorable="w14 w15 w16se">
+<w:styles xmlns:mc="http://schemas.openxmlformats.org/markup-compatibility/2006" xmlns:r="http://schemas.openxmlformats.org/officeDocument/2006/relationships" xmlns:w="http://schemas.openxmlformats.org/wordprocessingml/2006/main" xmlns:w14="http://schemas.microsoft.com/office/word/2010/wordml" xmlns:w15="http://schemas.microsoft.com/office/word/2012/wordml" xmlns:w16cex="http://schemas.microsoft.com/office/word/2018/wordml/cex" xmlns:w16cid="http://schemas.microsoft.com/office/word/2016/wordml/cid" xmlns:w16="http://schemas.microsoft.com/office/word/2018/wordml" xmlns:w16du="http://schemas.microsoft.com/office/word/2023/wordml/word16du" xmlns:w16sdtdh="http://schemas.microsoft.com/office/word/2020/wordml/sdtdatahash" xmlns:w16sdtfl="http://schemas.microsoft.com/office/word/2024/wordml/sdtformatlock" xmlns:w16se="http://schemas.microsoft.com/office/word/2015/wordml/symex" mc:Ignorable="w14 w15 w16se w16cid w16 w16cex w16sdtdh w16sdtfl w16du">
   <w:docDefaults>
     <w:rPrDefault>
       <w:rPr>
@@ -919,7 +1656,7 @@
       </w:pPr>
     </w:pPrDefault>
   </w:docDefaults>
-  <w:latentStyles w:defLockedState="0" w:defUIPriority="99" w:defSemiHidden="0" w:defUnhideWhenUsed="0" w:defQFormat="0" w:count="371">
+  <w:latentStyles w:defLockedState="0" w:defUIPriority="99" w:defSemiHidden="0" w:defUnhideWhenUsed="0" w:defQFormat="0" w:count="376">
     <w:lsdException w:name="Normal" w:uiPriority="0" w:qFormat="1"/>
     <w:lsdException w:name="heading 1" w:uiPriority="9" w:qFormat="1"/>
     <w:lsdException w:name="heading 2" w:semiHidden="1" w:uiPriority="9" w:unhideWhenUsed="1" w:qFormat="1"/>
@@ -1291,6 +2028,11 @@
     <w:lsdException w:name="List Table 5 Dark Accent 6" w:uiPriority="50"/>
     <w:lsdException w:name="List Table 6 Colorful Accent 6" w:uiPriority="51"/>
     <w:lsdException w:name="List Table 7 Colorful Accent 6" w:uiPriority="52"/>
+    <w:lsdException w:name="Mention" w:semiHidden="1" w:unhideWhenUsed="1"/>
+    <w:lsdException w:name="Smart Hyperlink" w:semiHidden="1" w:unhideWhenUsed="1"/>
+    <w:lsdException w:name="Hashtag" w:semiHidden="1" w:unhideWhenUsed="1"/>
+    <w:lsdException w:name="Unresolved Mention" w:semiHidden="1" w:unhideWhenUsed="1"/>
+    <w:lsdException w:name="Smart Link" w:semiHidden="1" w:unhideWhenUsed="1"/>
   </w:latentStyles>
   <w:style w:type="paragraph" w:default="1" w:styleId="Normal">
     <w:name w:val="Normal"/>
@@ -1315,6 +2057,28 @@
       <w:color w:val="2E74B5" w:themeColor="accent1" w:themeShade="BF"/>
       <w:sz w:val="32"/>
       <w:szCs w:val="32"/>
+    </w:rPr>
+  </w:style>
+  <w:style w:type="paragraph" w:styleId="Heading2">
+    <w:name w:val="heading 2"/>
+    <w:basedOn w:val="Normal"/>
+    <w:next w:val="Normal"/>
+    <w:link w:val="Heading2Char"/>
+    <w:uiPriority w:val="9"/>
+    <w:unhideWhenUsed/>
+    <w:qFormat/>
+    <w:rsid w:val="004F208C"/>
+    <w:pPr>
+      <w:keepNext/>
+      <w:keepLines/>
+      <w:spacing w:before="40" w:after="0"/>
+      <w:outlineLvl w:val="1"/>
+    </w:pPr>
+    <w:rPr>
+      <w:rFonts w:asciiTheme="majorHAnsi" w:eastAsiaTheme="majorEastAsia" w:hAnsiTheme="majorHAnsi" w:cstheme="majorBidi"/>
+      <w:color w:val="2E74B5" w:themeColor="accent1" w:themeShade="BF"/>
+      <w:sz w:val="26"/>
+      <w:szCs w:val="26"/>
     </w:rPr>
   </w:style>
   <w:style w:type="character" w:default="1" w:styleId="DefaultParagraphFont">
@@ -1377,6 +2141,19 @@
     <w:rPr>
       <w:color w:val="0563C1" w:themeColor="hyperlink"/>
       <w:u w:val="single"/>
+    </w:rPr>
+  </w:style>
+  <w:style w:type="character" w:customStyle="1" w:styleId="Heading2Char">
+    <w:name w:val="Heading 2 Char"/>
+    <w:basedOn w:val="DefaultParagraphFont"/>
+    <w:link w:val="Heading2"/>
+    <w:uiPriority w:val="9"/>
+    <w:rsid w:val="004F208C"/>
+    <w:rPr>
+      <w:rFonts w:asciiTheme="majorHAnsi" w:eastAsiaTheme="majorEastAsia" w:hAnsiTheme="majorHAnsi" w:cstheme="majorBidi"/>
+      <w:color w:val="2E74B5" w:themeColor="accent1" w:themeShade="BF"/>
+      <w:sz w:val="26"/>
+      <w:szCs w:val="26"/>
     </w:rPr>
   </w:style>
 </w:styles>
